--- a/CÔNG TY TNHH XINYUAN/XINYUAN_ThaydoitenVietTat/XINYUAN_UyQuyen.docx
+++ b/CÔNG TY TNHH XINYUAN/XINYUAN_ThaydoitenVietTat/XINYUAN_UyQuyen.docx
@@ -89,16 +89,7 @@
           <w:sz w:val="24"/>
           <w:szCs w:val="24"/>
         </w:rPr>
-        <w:t>1</w:t>
-      </w:r>
-      <w:r>
-        <w:rPr>
-          <w:rFonts w:ascii="Times New Roman" w:hAnsi="Times New Roman" w:cs="Times New Roman"/>
-          <w:color w:val="000000" w:themeColor="text1"/>
-          <w:sz w:val="24"/>
-          <w:szCs w:val="24"/>
-        </w:rPr>
-        <w:t>6</w:t>
+        <w:t>20</w:t>
       </w:r>
       <w:r>
         <w:rPr>
@@ -226,7 +217,7 @@
           <w:sz w:val="24"/>
           <w:szCs w:val="24"/>
         </w:rPr>
-        <w:t>CÔNG TY TNHH SƠN HUA BANG</w:t>
+        <w:t>CÔNG TY TNHH TMDV XINYUAN</w:t>
       </w:r>
     </w:p>
     <w:p>
@@ -260,7 +251,7 @@
           <w:sz w:val="24"/>
           <w:szCs w:val="24"/>
         </w:rPr>
-        <w:t>3700858889</w:t>
+        <w:t>3703460542</w:t>
       </w:r>
     </w:p>
     <w:p>
@@ -313,7 +304,7 @@
           <w:sz w:val="24"/>
           <w:szCs w:val="24"/>
         </w:rPr>
-        <w:t>LIU, YU-TIEN</w:t>
+        <w:t>ĐỖ THỊ CHÂM</w:t>
       </w:r>
       <w:r>
         <w:rPr>
@@ -353,7 +344,7 @@
           <w:szCs w:val="24"/>
           <w:lang w:eastAsia="zh-CN"/>
         </w:rPr>
-        <w:t>CÔNG TY TNHH SƠN HUA BANG</w:t>
+        <w:t>CÔNG TY TNHH TMDV XINYUAN</w:t>
       </w:r>
     </w:p>
     <w:p>
@@ -386,7 +377,15 @@
           <w:sz w:val="24"/>
           <w:szCs w:val="24"/>
         </w:rPr>
-        <w:t>Ô G16.27, Khu Suncasa, VSIP 2A, Phường Bình Dương,Thành phố Hồ Chí Minh</w:t>
+        <w:t>139, Đ.65, Tổ 11, Khu 2</w:t>
+      </w:r>
+      <w:r>
+        <w:rPr>
+          <w:rFonts w:ascii="Times New Roman" w:eastAsia="Times New Roman" w:hAnsi="Times New Roman" w:cs="Times New Roman"/>
+          <w:sz w:val="24"/>
+          <w:szCs w:val="24"/>
+        </w:rPr>
+        <w:t>, Phường Bình Dương,Thành phố Hồ Chí Minh</w:t>
       </w:r>
       <w:r>
         <w:rPr>
@@ -439,7 +438,7 @@
           <w:szCs w:val="24"/>
           <w:lang w:eastAsia="zh-CN"/>
         </w:rPr>
-        <w:t>0393658999</w:t>
+        <w:t>0357640803</w:t>
       </w:r>
     </w:p>
     <w:p>
@@ -473,8 +472,10 @@
           <w:szCs w:val="24"/>
           <w:lang w:eastAsia="zh-CN"/>
         </w:rPr>
-        <w:t>congtysonhuabang@gmail.com</w:t>
-      </w:r>
+        <w:t>congtytmdvxinyuan@gmail.com</w:t>
+      </w:r>
+      <w:bookmarkStart w:id="0" w:name="_GoBack"/>
+      <w:bookmarkEnd w:id="0"/>
     </w:p>
     <w:p>
       <w:pPr>
@@ -982,16 +983,7 @@
           <w:sz w:val="24"/>
           <w:szCs w:val="24"/>
         </w:rPr>
-        <w:t>1</w:t>
-      </w:r>
-      <w:r>
-        <w:rPr>
-          <w:rFonts w:ascii="Times New Roman" w:hAnsi="Times New Roman" w:cs="Times New Roman"/>
-          <w:color w:val="000000" w:themeColor="text1"/>
-          <w:sz w:val="24"/>
-          <w:szCs w:val="24"/>
-        </w:rPr>
-        <w:t>6</w:t>
+        <w:t>20</w:t>
       </w:r>
       <w:r>
         <w:rPr>
@@ -1012,8 +1004,6 @@
         </w:rPr>
         <w:t>4</w:t>
       </w:r>
-      <w:bookmarkStart w:id="0" w:name="_GoBack"/>
-      <w:bookmarkEnd w:id="0"/>
       <w:r>
         <w:rPr>
           <w:rFonts w:ascii="Times New Roman" w:hAnsi="Times New Roman" w:cs="Times New Roman"/>
@@ -1114,7 +1104,7 @@
           <w:sz w:val="24"/>
           <w:szCs w:val="24"/>
         </w:rPr>
-        <w:t>LIU, YU-TIEN</w:t>
+        <w:t>ĐỖ THỊ CHÂM</w:t>
       </w:r>
     </w:p>
     <w:sectPr>

--- a/CÔNG TY TNHH XINYUAN/XINYUAN_ThaydoitenVietTat/XINYUAN_UyQuyen.docx
+++ b/CÔNG TY TNHH XINYUAN/XINYUAN_ThaydoitenVietTat/XINYUAN_UyQuyen.docx
@@ -89,7 +89,7 @@
           <w:sz w:val="24"/>
           <w:szCs w:val="24"/>
         </w:rPr>
-        <w:t>20</w:t>
+        <w:t>4</w:t>
       </w:r>
       <w:r>
         <w:rPr>
@@ -107,7 +107,7 @@
           <w:sz w:val="24"/>
           <w:szCs w:val="24"/>
         </w:rPr>
-        <w:t>4</w:t>
+        <w:t>5</w:t>
       </w:r>
       <w:r>
         <w:rPr>
@@ -474,8 +474,6 @@
         </w:rPr>
         <w:t>congtytmdvxinyuan@gmail.com</w:t>
       </w:r>
-      <w:bookmarkStart w:id="0" w:name="_GoBack"/>
-      <w:bookmarkEnd w:id="0"/>
     </w:p>
     <w:p>
       <w:pPr>
@@ -983,27 +981,29 @@
           <w:sz w:val="24"/>
           <w:szCs w:val="24"/>
         </w:rPr>
-        <w:t>20</w:t>
-      </w:r>
-      <w:r>
-        <w:rPr>
-          <w:rFonts w:ascii="Times New Roman" w:hAnsi="Times New Roman" w:cs="Times New Roman"/>
-          <w:color w:val="000000" w:themeColor="text1"/>
-          <w:sz w:val="24"/>
-          <w:szCs w:val="24"/>
-          <w:lang w:val="vi-VN"/>
-        </w:rPr>
-        <w:t xml:space="preserve"> tháng 0</w:t>
-      </w:r>
-      <w:r>
-        <w:rPr>
-          <w:rFonts w:ascii="Times New Roman" w:hAnsi="Times New Roman" w:cs="Times New Roman"/>
-          <w:color w:val="000000" w:themeColor="text1"/>
-          <w:sz w:val="24"/>
-          <w:szCs w:val="24"/>
-        </w:rPr>
         <w:t>4</w:t>
       </w:r>
+      <w:r>
+        <w:rPr>
+          <w:rFonts w:ascii="Times New Roman" w:hAnsi="Times New Roman" w:cs="Times New Roman"/>
+          <w:color w:val="000000" w:themeColor="text1"/>
+          <w:sz w:val="24"/>
+          <w:szCs w:val="24"/>
+          <w:lang w:val="vi-VN"/>
+        </w:rPr>
+        <w:t xml:space="preserve"> tháng </w:t>
+      </w:r>
+      <w:r>
+        <w:rPr>
+          <w:rFonts w:ascii="Times New Roman" w:hAnsi="Times New Roman" w:cs="Times New Roman"/>
+          <w:color w:val="000000" w:themeColor="text1"/>
+          <w:sz w:val="24"/>
+          <w:szCs w:val="24"/>
+        </w:rPr>
+        <w:t>5</w:t>
+      </w:r>
+      <w:bookmarkStart w:id="0" w:name="_GoBack"/>
+      <w:bookmarkEnd w:id="0"/>
       <w:r>
         <w:rPr>
           <w:rFonts w:ascii="Times New Roman" w:hAnsi="Times New Roman" w:cs="Times New Roman"/>
